--- a/templates/P2-0500.docx
+++ b/templates/P2-0500.docx
@@ -601,7 +601,7 @@
           <w:szCs w:val="20"/>
           <w:u w:val="single"/>
         </w:rPr>
-        <w:t xml:space="preserve">                 </w:t>
+        <w:t xml:space="preserve">{decedent_death_year}</w:t>
       </w:r>
       <w:r>
         <w:rPr>
@@ -847,16 +847,16 @@
           <w:szCs w:val="20"/>
         </w:rPr>
         <w:tab/>
-        <w:t xml:space="preserve">The will dated ____________________________________, __________, and attested by </w:t>
-      </w:r>
-      <w:r>
-        <w:rPr>
-          <w:rFonts w:ascii="Arial" w:hAnsi="Arial" w:cs="Arial"/>
-          <w:sz w:val="20"/>
-          <w:szCs w:val="20"/>
-          <w:u w:val="single"/>
-        </w:rPr>
-        <w:t>{will_date}</w:t>
+        <w:t xml:space="preserve">The will dated {will_date}, {will_year}, and attested by </w:t>
+      </w:r>
+      <w:r>
+        <w:rPr>
+          <w:rFonts w:ascii="Arial" w:hAnsi="Arial" w:cs="Arial"/>
+          <w:sz w:val="20"/>
+          <w:szCs w:val="20"/>
+          <w:u w:val="single"/>
+        </w:rPr>
+        <w:t>{witnesses}</w:t>
       </w:r>
       <w:r>
         <w:rPr>
